--- a/docs/Buku_SOP_Perusahaan.docx
+++ b/docs/Buku_SOP_Perusahaan.docx
@@ -1198,7 +1198,7 @@
           <w:sz w:val="22"/>
           <w:szCs w:val="22"/>
         </w:rPr>
-        <w:t xml:space="preserve">Teguran lisan → SP1 → SP2 → SP3/putus kerja; setiap tahap dicatat tertulis dengan tanggal &amp; alasan.</w:t>
+        <w:t xml:space="preserve">Teguran lisan → SP1 → SP2 → SP3/putus kerja; setiap tahap dicatat di aplikasi (menu Karyawan → tombol 📋 Pembinaan/SP) dengan tanggal &amp; alasan, dan surat SP dicetak dari situ untuk ditandatangani.</w:t>
       </w:r>
     </w:p>
     <w:p>
@@ -1232,7 +1232,7 @@
           <w:sz w:val="22"/>
           <w:szCs w:val="22"/>
         </w:rPr>
-        <w:t xml:space="preserve">Prestasi juga dicatat — jadi dasar bonus/kenaikan, bukan hanya hukuman.</w:t>
+        <w:t xml:space="preserve">Prestasi juga dicatat di menu Pembinaan/SP yang sama — jadi dasar bonus/kenaikan, bukan hanya hukuman.</w:t>
       </w:r>
     </w:p>
     <w:p>
